--- a/Brain-Tasks-App-Documentation.docx
+++ b/Brain-Tasks-App-Documentation.docx
@@ -425,6 +425,9 @@
         <w:spacing w:before="100" w:after="100"/>
       </w:pPr>
       <w:r>
+        <w:rPr>
+          <w:noProof/>
+        </w:rPr>
         <w:drawing>
           <wp:inline distT="0" distB="0" distL="0" distR="0" wp14:anchorId="19A66FD8" wp14:editId="5196D105">
             <wp:extent cx="5731510" cy="3828415"/>
@@ -607,6 +610,9 @@
         <w:spacing w:before="100" w:after="100"/>
       </w:pPr>
       <w:r>
+        <w:rPr>
+          <w:noProof/>
+        </w:rPr>
         <w:drawing>
           <wp:inline distT="0" distB="0" distL="0" distR="0" wp14:anchorId="78DDA9C2" wp14:editId="6E6D4E53">
             <wp:extent cx="5731510" cy="2484755"/>
@@ -671,6 +677,7 @@
           <w:rFonts w:ascii="Calibri" w:eastAsia="Calibri" w:hAnsi="Calibri" w:cs="Calibri"/>
           <w:i/>
           <w:iCs/>
+          <w:noProof/>
         </w:rPr>
         <w:drawing>
           <wp:inline distT="0" distB="0" distL="0" distR="0" wp14:anchorId="5DD6E42E" wp14:editId="5C9704A1">
@@ -1026,6 +1033,7 @@
           <w:rFonts w:ascii="Calibri" w:eastAsia="Calibri" w:hAnsi="Calibri" w:cs="Calibri"/>
           <w:i/>
           <w:iCs/>
+          <w:noProof/>
         </w:rPr>
         <w:drawing>
           <wp:inline distT="0" distB="0" distL="0" distR="0" wp14:anchorId="440A7830" wp14:editId="48E035A1">
@@ -1274,6 +1282,9 @@
         <w:spacing w:before="100" w:after="100"/>
       </w:pPr>
       <w:r>
+        <w:rPr>
+          <w:noProof/>
+        </w:rPr>
         <w:lastRenderedPageBreak/>
         <w:drawing>
           <wp:inline distT="0" distB="0" distL="0" distR="0" wp14:anchorId="25287B7F" wp14:editId="6B6D3A5D">
@@ -1339,6 +1350,7 @@
           <w:rFonts w:ascii="Calibri" w:eastAsia="Calibri" w:hAnsi="Calibri" w:cs="Calibri"/>
           <w:i/>
           <w:iCs/>
+          <w:noProof/>
         </w:rPr>
         <w:drawing>
           <wp:inline distT="0" distB="0" distL="0" distR="0" wp14:anchorId="42E1EFEE" wp14:editId="6134837F">
@@ -1573,6 +1585,7 @@
           <w:rFonts w:ascii="Calibri" w:eastAsia="Calibri" w:hAnsi="Calibri" w:cs="Calibri"/>
           <w:i/>
           <w:iCs/>
+          <w:noProof/>
         </w:rPr>
         <w:drawing>
           <wp:inline distT="0" distB="0" distL="0" distR="0" wp14:anchorId="42DE6D95" wp14:editId="229CC380">
@@ -1638,6 +1651,7 @@
           <w:rFonts w:ascii="Calibri" w:eastAsia="Calibri" w:hAnsi="Calibri" w:cs="Calibri"/>
           <w:i/>
           <w:iCs/>
+          <w:noProof/>
         </w:rPr>
         <w:lastRenderedPageBreak/>
         <w:drawing>
@@ -1704,6 +1718,7 @@
           <w:rFonts w:ascii="Calibri" w:eastAsia="Calibri" w:hAnsi="Calibri" w:cs="Calibri"/>
           <w:i/>
           <w:iCs/>
+          <w:noProof/>
         </w:rPr>
         <w:drawing>
           <wp:inline distT="0" distB="0" distL="0" distR="0" wp14:anchorId="3137552E" wp14:editId="50EBE585">
@@ -1873,6 +1888,7 @@
       <w:r>
         <w:rPr>
           <w:rFonts w:ascii="Consolas" w:eastAsia="Consolas" w:hAnsi="Consolas" w:cs="Consolas"/>
+          <w:noProof/>
         </w:rPr>
         <w:lastRenderedPageBreak/>
         <w:drawing>
@@ -1914,6 +1930,7 @@
       <w:r>
         <w:rPr>
           <w:rFonts w:ascii="Consolas" w:eastAsia="Consolas" w:hAnsi="Consolas" w:cs="Consolas"/>
+          <w:noProof/>
         </w:rPr>
         <w:drawing>
           <wp:inline distT="0" distB="0" distL="0" distR="0" wp14:anchorId="15687084" wp14:editId="1EBBDE1C">
@@ -2085,12 +2102,6 @@
         <w:gridCol w:w="9016"/>
       </w:tblGrid>
       <w:tr>
-        <w:tblPrEx>
-          <w:tblCellMar>
-            <w:top w:w="0" w:type="dxa"/>
-            <w:bottom w:w="0" w:type="dxa"/>
-          </w:tblCellMar>
-        </w:tblPrEx>
         <w:tc>
           <w:tcPr>
             <w:tcW w:w="0" w:type="auto"/>
@@ -2261,6 +2272,9 @@
         <w:spacing w:before="100" w:after="100"/>
       </w:pPr>
       <w:r>
+        <w:rPr>
+          <w:noProof/>
+        </w:rPr>
         <w:drawing>
           <wp:inline distT="0" distB="0" distL="0" distR="0" wp14:anchorId="34E9563B" wp14:editId="07DB7257">
             <wp:extent cx="5731510" cy="2396490"/>
@@ -2321,6 +2335,9 @@
         <w:spacing w:before="80" w:after="200"/>
       </w:pPr>
       <w:r>
+        <w:rPr>
+          <w:noProof/>
+        </w:rPr>
         <w:drawing>
           <wp:inline distT="0" distB="0" distL="0" distR="0" wp14:anchorId="5FA00DC8" wp14:editId="436E4625">
             <wp:extent cx="5731510" cy="2876550"/>
@@ -2379,12 +2396,6 @@
         <w:gridCol w:w="9016"/>
       </w:tblGrid>
       <w:tr>
-        <w:tblPrEx>
-          <w:tblCellMar>
-            <w:top w:w="0" w:type="dxa"/>
-            <w:bottom w:w="0" w:type="dxa"/>
-          </w:tblCellMar>
-        </w:tblPrEx>
         <w:tc>
           <w:tcPr>
             <w:tcW w:w="0" w:type="auto"/>
@@ -2685,6 +2696,7 @@
           <w:rFonts w:ascii="Calibri" w:eastAsia="Calibri" w:hAnsi="Calibri" w:cs="Calibri"/>
           <w:i/>
           <w:iCs/>
+          <w:noProof/>
         </w:rPr>
         <w:drawing>
           <wp:inline distT="0" distB="0" distL="0" distR="0" wp14:anchorId="75F4FDE5" wp14:editId="13D39C9B">
@@ -3002,6 +3014,7 @@
           <w:rFonts w:ascii="Calibri" w:eastAsia="Calibri" w:hAnsi="Calibri" w:cs="Calibri"/>
           <w:i/>
           <w:iCs/>
+          <w:noProof/>
         </w:rPr>
         <w:drawing>
           <wp:inline distT="0" distB="0" distL="0" distR="0" wp14:anchorId="018F179B" wp14:editId="1280302C">
@@ -3067,6 +3080,7 @@
           <w:rFonts w:ascii="Calibri" w:eastAsia="Calibri" w:hAnsi="Calibri" w:cs="Calibri"/>
           <w:i/>
           <w:iCs/>
+          <w:noProof/>
         </w:rPr>
         <w:drawing>
           <wp:inline distT="0" distB="0" distL="0" distR="0" wp14:anchorId="7A7297D3" wp14:editId="61F27F92">
@@ -3108,6 +3122,101 @@
     <w:p>
       <w:pPr>
         <w:spacing w:before="80" w:after="200"/>
+        <w:rPr>
+          <w:rFonts w:ascii="Calibri" w:eastAsia="Calibri" w:hAnsi="Calibri" w:cs="Calibri"/>
+          <w:i/>
+          <w:iCs/>
+        </w:rPr>
+      </w:pPr>
+      <w:r>
+        <w:rPr>
+          <w:rFonts w:ascii="Calibri" w:eastAsia="Calibri" w:hAnsi="Calibri" w:cs="Calibri"/>
+          <w:i/>
+          <w:iCs/>
+        </w:rPr>
+        <w:lastRenderedPageBreak/>
+        <w:drawing>
+          <wp:inline distT="0" distB="0" distL="0" distR="0" wp14:anchorId="2E7ED833" wp14:editId="32CD3183">
+            <wp:extent cx="5731510" cy="2696845"/>
+            <wp:effectExtent l="0" t="0" r="2540" b="8255"/>
+            <wp:docPr id="469362466" name="Picture 1"/>
+            <wp:cNvGraphicFramePr>
+              <a:graphicFrameLocks xmlns:a="http://schemas.openxmlformats.org/drawingml/2006/main" noChangeAspect="1"/>
+            </wp:cNvGraphicFramePr>
+            <a:graphic xmlns:a="http://schemas.openxmlformats.org/drawingml/2006/main">
+              <a:graphicData uri="http://schemas.openxmlformats.org/drawingml/2006/picture">
+                <pic:pic xmlns:pic="http://schemas.openxmlformats.org/drawingml/2006/picture">
+                  <pic:nvPicPr>
+                    <pic:cNvPr id="469362466" name=""/>
+                    <pic:cNvPicPr/>
+                  </pic:nvPicPr>
+                  <pic:blipFill>
+                    <a:blip r:embed="rId24"/>
+                    <a:stretch>
+                      <a:fillRect/>
+                    </a:stretch>
+                  </pic:blipFill>
+                  <pic:spPr>
+                    <a:xfrm>
+                      <a:off x="0" y="0"/>
+                      <a:ext cx="5731510" cy="2696845"/>
+                    </a:xfrm>
+                    <a:prstGeom prst="rect">
+                      <a:avLst/>
+                    </a:prstGeom>
+                  </pic:spPr>
+                </pic:pic>
+              </a:graphicData>
+            </a:graphic>
+          </wp:inline>
+        </w:drawing>
+      </w:r>
+      <w:r>
+        <w:rPr>
+          <w:rFonts w:ascii="Calibri" w:eastAsia="Calibri" w:hAnsi="Calibri" w:cs="Calibri"/>
+          <w:i/>
+          <w:iCs/>
+        </w:rPr>
+        <w:drawing>
+          <wp:inline distT="0" distB="0" distL="0" distR="0" wp14:anchorId="36EC298B" wp14:editId="0AD649D9">
+            <wp:extent cx="5731510" cy="2688590"/>
+            <wp:effectExtent l="0" t="0" r="2540" b="0"/>
+            <wp:docPr id="2038799936" name="Picture 1"/>
+            <wp:cNvGraphicFramePr>
+              <a:graphicFrameLocks xmlns:a="http://schemas.openxmlformats.org/drawingml/2006/main" noChangeAspect="1"/>
+            </wp:cNvGraphicFramePr>
+            <a:graphic xmlns:a="http://schemas.openxmlformats.org/drawingml/2006/main">
+              <a:graphicData uri="http://schemas.openxmlformats.org/drawingml/2006/picture">
+                <pic:pic xmlns:pic="http://schemas.openxmlformats.org/drawingml/2006/picture">
+                  <pic:nvPicPr>
+                    <pic:cNvPr id="2038799936" name=""/>
+                    <pic:cNvPicPr/>
+                  </pic:nvPicPr>
+                  <pic:blipFill>
+                    <a:blip r:embed="rId25"/>
+                    <a:stretch>
+                      <a:fillRect/>
+                    </a:stretch>
+                  </pic:blipFill>
+                  <pic:spPr>
+                    <a:xfrm>
+                      <a:off x="0" y="0"/>
+                      <a:ext cx="5731510" cy="2688590"/>
+                    </a:xfrm>
+                    <a:prstGeom prst="rect">
+                      <a:avLst/>
+                    </a:prstGeom>
+                  </pic:spPr>
+                </pic:pic>
+              </a:graphicData>
+            </a:graphic>
+          </wp:inline>
+        </w:drawing>
+      </w:r>
+    </w:p>
+    <w:p>
+      <w:pPr>
+        <w:spacing w:before="80" w:after="200"/>
       </w:pPr>
       <w:r>
         <w:rPr>
@@ -3291,6 +3400,7 @@
           <w:rFonts w:ascii="Calibri" w:eastAsia="Calibri" w:hAnsi="Calibri" w:cs="Calibri"/>
           <w:i/>
           <w:iCs/>
+          <w:noProof/>
         </w:rPr>
         <w:lastRenderedPageBreak/>
         <w:drawing>
@@ -3309,7 +3419,7 @@
                     <pic:cNvPicPr/>
                   </pic:nvPicPr>
                   <pic:blipFill>
-                    <a:blip r:embed="rId24"/>
+                    <a:blip r:embed="rId26"/>
                     <a:stretch>
                       <a:fillRect/>
                     </a:stretch>
@@ -3349,8 +3459,8 @@
       </w:pPr>
     </w:p>
     <w:sectPr>
-      <w:headerReference w:type="default" r:id="rId25"/>
-      <w:footerReference w:type="default" r:id="rId26"/>
+      <w:headerReference w:type="default" r:id="rId27"/>
+      <w:footerReference w:type="default" r:id="rId28"/>
       <w:pgSz w:w="11906" w:h="16838"/>
       <w:pgMar w:top="1440" w:right="1440" w:bottom="1440" w:left="1440" w:header="708" w:footer="708" w:gutter="0"/>
       <w:cols w:space="720"/>
